--- a/gov_paper/deliverables/Paper_EN_Form_or_Substance.docx
+++ b/gov_paper/deliverables/Paper_EN_Form_or_Substance.docx
@@ -3332,13 +3332,22 @@
     </w:p>
     <w:p>
       <w:pPr>
+        <w:sectPr>
+          <w:footerReference w:type="default" r:id="rIdFooter"/>
+          <w:pgSz w:w="11906" w:h="16838"/>
+          <w:pgMar w:top="1417" w:right="1417" w:bottom="1417" w:left="1417" w:header="708" w:footer="708" w:gutter="0"/>
+        </w:sectPr>
+      </w:pPr>
+    </w:p>
+    <w:p>
+      <w:pPr>
         <w:keepNext/>
         <w:jc w:val="center"/>
       </w:pPr>
       <w:r>
         <w:drawing>
           <wp:inline distT="0" distB="0" distL="0" distR="0">
-            <wp:extent cx="5688000" cy="3165495"/>
+            <wp:extent cx="8460000" cy="5434909"/>
             <wp:docPr id="2" name="Figure 2"/>
             <a:graphic xmlns:a="http://schemas.openxmlformats.org/drawingml/2006/main">
               <a:graphicData uri="http://schemas.openxmlformats.org/drawingml/2006/picture">
@@ -3356,7 +3365,7 @@
                   <pic:spPr>
                     <a:xfrm>
                       <a:off x="0" y="0"/>
-                      <a:ext cx="5688000" cy="3165495"/>
+                      <a:ext cx="8460000" cy="5434909"/>
                     </a:xfrm>
                     <a:prstGeom prst="rect">
                       <a:avLst/>
@@ -3383,8 +3392,17 @@
           <w:szCs w:val="22"/>
           <w:lang w:val="en-US" w:bidi="fa-IR"/>
         </w:rPr>
-        <w:t xml:space="preserve">Figure 2. Estimated structural model with standardized path coefficients (β) and latent R². Latent variables are ellipses; dashed orange arrows are interaction (moderation) terms.</w:t>
-      </w:r>
+        <w:t xml:space="preserve">Figure 2. Estimated structural model with all 34 indicators: standardized loadings (λ) and standardized path coefficients (β), with latent R². Latent variables are ellipses, indicators are boxes; dashed orange arrows are latent interaction (moderation) terms.</w:t>
+      </w:r>
+    </w:p>
+    <w:p>
+      <w:pPr>
+        <w:sectPr>
+          <w:footerReference w:type="default" r:id="rIdFooter"/>
+          <w:pgSz w:w="16838" w:h="11906" w:orient="landscape"/>
+          <w:pgMar w:top="1000" w:right="1000" w:bottom="1000" w:left="1000" w:header="708" w:footer="708" w:gutter="0"/>
+        </w:sectPr>
+      </w:pPr>
     </w:p>
     <w:p>
       <w:pPr>
